--- a/2nd_Course/soc_engineering/соц_інженерія_лаб_4.docx
+++ b/2nd_Course/soc_engineering/соц_інженерія_лаб_4.docx
@@ -23,31 +23,131 @@
         <w:rPr>
           <w:rFonts w:ascii="Times New Roman" w:hAnsi="Times New Roman"/>
           <w:b w:val="0"/>
+          <w:bCs w:val="0"/>
           <w:sz w:val="28"/>
+          <w:szCs w:val="28"/>
         </w:rPr>
         <w:t>Волинський національний університет імені Лесі Українки</w:t>
       </w:r>
     </w:p>
-    <w:p xmlns:wp14="http://schemas.microsoft.com/office/word/2010/wordml" wp14:textId="77777777">
+    <w:p>
       <w:pPr>
         <w:jc w:val="center"/>
+        <w:rPr>
+          <w:rFonts w:ascii="Times New Roman" w:hAnsi="Times New Roman"/>
+          <w:b w:val="0"/>
+          <w:bCs w:val="0"/>
+          <w:sz w:val="28"/>
+          <w:szCs w:val="28"/>
+        </w:rPr>
+      </w:pPr>
+    </w:p>
+    <w:p>
+      <w:pPr>
+        <w:jc w:val="center"/>
+        <w:rPr>
+          <w:rFonts w:ascii="Times New Roman" w:hAnsi="Times New Roman"/>
+          <w:b w:val="0"/>
+          <w:bCs w:val="0"/>
+          <w:sz w:val="28"/>
+          <w:szCs w:val="28"/>
+        </w:rPr>
+      </w:pPr>
+    </w:p>
+    <w:p xmlns:wp14="http://schemas.microsoft.com/office/word/2010/wordml" wp14:textId="7177FAF7">
+      <w:pPr>
+        <w:ind w:left="2880"/>
+        <w:jc w:val="right"/>
       </w:pPr>
       <w:r>
         <w:rPr>
           <w:rFonts w:ascii="Times New Roman" w:hAnsi="Times New Roman"/>
           <w:b w:val="0"/>
+          <w:bCs w:val="0"/>
           <w:sz w:val="28"/>
+          <w:szCs w:val="28"/>
         </w:rPr>
-        <w:t>Кафедра комп’ютерних наук та кібербезпеки</w:t>
+        <w:t>Кафедра</w:t>
       </w:r>
-    </w:p>
-    <w:p xmlns:wp14="http://schemas.microsoft.com/office/word/2010/wordml" wp14:textId="77777777">
       <w:r>
         <w:rPr>
           <w:rFonts w:ascii="Times New Roman" w:hAnsi="Times New Roman"/>
           <w:b w:val="0"/>
+          <w:bCs w:val="0"/>
           <w:sz w:val="28"/>
+          <w:szCs w:val="28"/>
         </w:rPr>
+        <w:t xml:space="preserve"> </w:t>
+      </w:r>
+      <w:r>
+        <w:rPr>
+          <w:rFonts w:ascii="Times New Roman" w:hAnsi="Times New Roman"/>
+          <w:b w:val="0"/>
+          <w:bCs w:val="0"/>
+          <w:sz w:val="28"/>
+          <w:szCs w:val="28"/>
+        </w:rPr>
+        <w:t>комп’ютерних</w:t>
+      </w:r>
+      <w:r>
+        <w:rPr>
+          <w:rFonts w:ascii="Times New Roman" w:hAnsi="Times New Roman"/>
+          <w:b w:val="0"/>
+          <w:bCs w:val="0"/>
+          <w:sz w:val="28"/>
+          <w:szCs w:val="28"/>
+        </w:rPr>
+        <w:t xml:space="preserve"> </w:t>
+      </w:r>
+      <w:r>
+        <w:rPr>
+          <w:rFonts w:ascii="Times New Roman" w:hAnsi="Times New Roman"/>
+          <w:b w:val="0"/>
+          <w:bCs w:val="0"/>
+          <w:sz w:val="28"/>
+          <w:szCs w:val="28"/>
+        </w:rPr>
+        <w:t>наук</w:t>
+      </w:r>
+      <w:r>
+        <w:rPr>
+          <w:rFonts w:ascii="Times New Roman" w:hAnsi="Times New Roman"/>
+          <w:b w:val="0"/>
+          <w:bCs w:val="0"/>
+          <w:sz w:val="28"/>
+          <w:szCs w:val="28"/>
+        </w:rPr>
+        <w:t xml:space="preserve"> </w:t>
+      </w:r>
+      <w:r>
+        <w:rPr>
+          <w:rFonts w:ascii="Times New Roman" w:hAnsi="Times New Roman"/>
+          <w:b w:val="0"/>
+          <w:bCs w:val="0"/>
+          <w:sz w:val="28"/>
+          <w:szCs w:val="28"/>
+        </w:rPr>
+        <w:t>та</w:t>
+      </w:r>
+      <w:r>
+        <w:rPr>
+          <w:rFonts w:ascii="Times New Roman" w:hAnsi="Times New Roman"/>
+          <w:b w:val="0"/>
+          <w:bCs w:val="0"/>
+          <w:sz w:val="28"/>
+          <w:szCs w:val="28"/>
+        </w:rPr>
+        <w:t xml:space="preserve"> </w:t>
+      </w:r>
+      <w:r>
+        <w:rPr>
+          <w:rFonts w:ascii="Times New Roman" w:hAnsi="Times New Roman"/>
+          <w:b w:val="0"/>
+          <w:bCs w:val="0"/>
+          <w:sz w:val="28"/>
+          <w:szCs w:val="28"/>
+        </w:rPr>
+        <w:t>кібербезпеки</w:t>
       </w:r>
     </w:p>
     <w:p xmlns:wp14="http://schemas.microsoft.com/office/word/2010/wordml" wp14:textId="77777777">
